--- a/Relational Database Administration Capstone Project/Final Project Submission and Evaluation.docx
+++ b/Relational Database Administration Capstone Project/Final Project Submission and Evaluation.docx
@@ -2974,15 +2974,7 @@
           <w:sz w:val="24"/>
           <w:szCs w:val="24"/>
         </w:rPr>
-        <w:t>198.46.149.143</w:t>
-      </w:r>
-      <w:r>
-        <w:rPr>
-          <w:bCs/>
-          <w:sz w:val="24"/>
-          <w:szCs w:val="24"/>
-        </w:rPr>
-        <w:t>”</w:t>
+        <w:t>198.46.149.143”</w:t>
       </w:r>
       <w:r>
         <w:rPr>
@@ -3153,14 +3145,7 @@
           <w:sz w:val="24"/>
           <w:szCs w:val="24"/>
         </w:rPr>
-        <w:t xml:space="preserve">load = </w:t>
-      </w:r>
-      <w:r>
-        <w:rPr>
-          <w:sz w:val="24"/>
-          <w:szCs w:val="24"/>
-        </w:rPr>
-        <w:t>BashOperator(</w:t>
+        <w:t>load = BashOperator(</w:t>
       </w:r>
     </w:p>
     <w:p>
@@ -3176,21 +3161,7 @@
           <w:szCs w:val="24"/>
         </w:rPr>
         <w:tab/>
-        <w:t xml:space="preserve">         task_id=’</w:t>
-      </w:r>
-      <w:r>
-        <w:rPr>
-          <w:sz w:val="24"/>
-          <w:szCs w:val="24"/>
-        </w:rPr>
-        <w:t>load</w:t>
-      </w:r>
-      <w:r>
-        <w:rPr>
-          <w:sz w:val="24"/>
-          <w:szCs w:val="24"/>
-        </w:rPr>
-        <w:t>’,</w:t>
+        <w:t xml:space="preserve">         task_id=’load’,</w:t>
       </w:r>
     </w:p>
     <w:p>
@@ -3207,14 +3178,7 @@
           <w:szCs w:val="24"/>
         </w:rPr>
         <w:tab/>
-        <w:t xml:space="preserve">         bash_command=</w:t>
-      </w:r>
-      <w:r>
-        <w:rPr>
-          <w:sz w:val="24"/>
-          <w:szCs w:val="24"/>
-        </w:rPr>
-        <w:t>’</w:t>
+        <w:t xml:space="preserve">         bash_command=’</w:t>
       </w:r>
       <w:r>
         <w:rPr>
@@ -4761,53 +4725,316 @@
           <w:sz w:val="24"/>
           <w:szCs w:val="24"/>
         </w:rPr>
-        <w:t>gunzip -k "$LATE</w:t>
+        <w:t>gunzip -k "$LATEST_BACKUP"</w:t>
+      </w:r>
+    </w:p>
+    <w:p>
+      <w:pPr>
+        <w:rPr>
+          <w:bCs/>
+          <w:sz w:val="24"/>
+          <w:szCs w:val="24"/>
+        </w:rPr>
+      </w:pPr>
+      <w:r>
+        <w:rPr>
+          <w:bCs/>
+          <w:sz w:val="24"/>
+          <w:szCs w:val="24"/>
+        </w:rPr>
+        <w:t>mysql -u root sales &lt; "${LATEST_BACKUP%.gz}"</w:t>
+      </w:r>
+    </w:p>
+    <w:p>
+      <w:pPr>
+        <w:rPr>
+          <w:b/>
+          <w:bCs/>
+          <w:sz w:val="24"/>
+          <w:szCs w:val="24"/>
+        </w:rPr>
+      </w:pPr>
+      <w:r>
+        <w:rPr>
+          <w:b/>
+          <w:bCs/>
+          <w:sz w:val="24"/>
+          <w:szCs w:val="24"/>
+        </w:rPr>
+        <w:t>Question 21</w:t>
+      </w:r>
+    </w:p>
+    <w:p>
+      <w:pPr>
+        <w:rPr>
+          <w:sz w:val="24"/>
+          <w:szCs w:val="24"/>
+        </w:rPr>
+      </w:pPr>
+      <w:r>
+        <w:rPr>
+          <w:sz w:val="24"/>
+          <w:szCs w:val="24"/>
+        </w:rPr>
+        <w:t>Score: 0/3</w:t>
+      </w:r>
+    </w:p>
+    <w:p>
+      <w:pPr>
+        <w:rPr>
+          <w:sz w:val="24"/>
+          <w:szCs w:val="24"/>
+        </w:rPr>
+      </w:pPr>
+      <w:r>
+        <w:rPr>
+          <w:sz w:val="24"/>
+          <w:szCs w:val="24"/>
+        </w:rPr>
+        <w:t xml:space="preserve">Enter the MySQL CLI command used to create the index </w:t>
+      </w:r>
+      <w:r>
+        <w:rPr>
+          <w:b/>
+          <w:bCs/>
+          <w:sz w:val="24"/>
+          <w:szCs w:val="24"/>
+        </w:rPr>
+        <w:t>country_id</w:t>
+      </w:r>
+      <w:r>
+        <w:rPr>
+          <w:sz w:val="24"/>
+          <w:szCs w:val="24"/>
+        </w:rPr>
+        <w:t xml:space="preserve"> on the </w:t>
+      </w:r>
+      <w:r>
+        <w:rPr>
+          <w:b/>
+          <w:bCs/>
+          <w:sz w:val="24"/>
+          <w:szCs w:val="24"/>
+        </w:rPr>
+        <w:t>countryid</w:t>
+      </w:r>
+      <w:r>
+        <w:rPr>
+          <w:sz w:val="24"/>
+          <w:szCs w:val="24"/>
+        </w:rPr>
+        <w:t xml:space="preserve"> field in the </w:t>
+      </w:r>
+      <w:r>
+        <w:rPr>
+          <w:b/>
+          <w:bCs/>
+          <w:sz w:val="24"/>
+          <w:szCs w:val="24"/>
+        </w:rPr>
+        <w:t>FactSales</w:t>
+      </w:r>
+      <w:r>
+        <w:rPr>
+          <w:sz w:val="24"/>
+          <w:szCs w:val="24"/>
+        </w:rPr>
+        <w:t xml:space="preserve"> table, as part of Task 1 in the </w:t>
+      </w:r>
+      <w:r>
+        <w:rPr>
+          <w:b/>
+          <w:bCs/>
+          <w:sz w:val="24"/>
+          <w:szCs w:val="24"/>
+        </w:rPr>
+        <w:t>Database and Query Optimization</w:t>
+      </w:r>
+      <w:r>
+        <w:rPr>
+          <w:sz w:val="24"/>
+          <w:szCs w:val="24"/>
+        </w:rPr>
+        <w:t xml:space="preserve"> lab.</w:t>
+      </w:r>
+    </w:p>
+    <w:p>
+      <w:pPr>
+        <w:rPr>
+          <w:sz w:val="24"/>
+          <w:szCs w:val="24"/>
+        </w:rPr>
+      </w:pPr>
+      <w:r>
+        <w:rPr>
+          <w:sz w:val="24"/>
+          <w:szCs w:val="24"/>
+        </w:rPr>
+        <w:t>SELECT * FROM FactSales WHERE countryid = 50;</w:t>
+      </w:r>
+    </w:p>
+    <w:p>
+      <w:pPr>
+        <w:rPr>
+          <w:sz w:val="24"/>
+          <w:szCs w:val="24"/>
+        </w:rPr>
+      </w:pPr>
+      <w:r>
+        <w:rPr>
+          <w:sz w:val="24"/>
+          <w:szCs w:val="24"/>
+        </w:rPr>
+        <w:t>EXPLAIN SELECT * FROM FactSales WHERE countryid = 50;</w:t>
       </w:r>
       <w:bookmarkStart w:id="0" w:name="_GoBack"/>
       <w:bookmarkEnd w:id="0"/>
-      <w:r>
-        <w:rPr>
-          <w:bCs/>
-          <w:sz w:val="24"/>
-          <w:szCs w:val="24"/>
-        </w:rPr>
-        <w:t>ST_BACKUP"</w:t>
-      </w:r>
-    </w:p>
-    <w:p>
-      <w:pPr>
-        <w:rPr>
-          <w:bCs/>
-          <w:sz w:val="24"/>
-          <w:szCs w:val="24"/>
-        </w:rPr>
-      </w:pPr>
-      <w:r>
-        <w:rPr>
-          <w:bCs/>
-          <w:sz w:val="24"/>
-          <w:szCs w:val="24"/>
-        </w:rPr>
-        <w:t>mysql -u root sales &lt; "${LATEST_BACKUP%.gz}"</w:t>
-      </w:r>
-    </w:p>
-    <w:p>
-      <w:pPr>
-        <w:rPr>
-          <w:b/>
-          <w:bCs/>
-          <w:sz w:val="24"/>
-          <w:szCs w:val="24"/>
-        </w:rPr>
-      </w:pPr>
-      <w:r>
-        <w:rPr>
-          <w:b/>
-          <w:bCs/>
-          <w:sz w:val="24"/>
-          <w:szCs w:val="24"/>
-        </w:rPr>
-        <w:t>Question 21</w:t>
+    </w:p>
+    <w:p>
+      <w:pPr>
+        <w:rPr>
+          <w:b/>
+          <w:bCs/>
+          <w:sz w:val="24"/>
+          <w:szCs w:val="24"/>
+        </w:rPr>
+      </w:pPr>
+      <w:r>
+        <w:rPr>
+          <w:b/>
+          <w:bCs/>
+          <w:sz w:val="24"/>
+          <w:szCs w:val="24"/>
+        </w:rPr>
+        <w:t>Question 22</w:t>
+      </w:r>
+    </w:p>
+    <w:p>
+      <w:pPr>
+        <w:rPr>
+          <w:sz w:val="24"/>
+          <w:szCs w:val="24"/>
+        </w:rPr>
+      </w:pPr>
+      <w:r>
+        <w:rPr>
+          <w:sz w:val="24"/>
+          <w:szCs w:val="24"/>
+        </w:rPr>
+        <w:t>Score: 1/1</w:t>
+      </w:r>
+    </w:p>
+    <w:p>
+      <w:pPr>
+        <w:rPr>
+          <w:sz w:val="24"/>
+          <w:szCs w:val="24"/>
+        </w:rPr>
+      </w:pPr>
+      <w:r>
+        <w:rPr>
+          <w:sz w:val="24"/>
+          <w:szCs w:val="24"/>
+        </w:rPr>
+        <w:t xml:space="preserve">Refer to the screenshot </w:t>
+      </w:r>
+      <w:r>
+        <w:rPr>
+          <w:b/>
+          <w:bCs/>
+          <w:sz w:val="24"/>
+          <w:szCs w:val="24"/>
+        </w:rPr>
+        <w:t>final_data_types.jpg</w:t>
+      </w:r>
+      <w:r>
+        <w:rPr>
+          <w:sz w:val="24"/>
+          <w:szCs w:val="24"/>
+        </w:rPr>
+        <w:t xml:space="preserve"> created as a part of Task 2 in the </w:t>
+      </w:r>
+      <w:r>
+        <w:rPr>
+          <w:b/>
+          <w:bCs/>
+          <w:sz w:val="24"/>
+          <w:szCs w:val="24"/>
+        </w:rPr>
+        <w:t>Database and Query Optimization</w:t>
+      </w:r>
+      <w:r>
+        <w:rPr>
+          <w:sz w:val="24"/>
+          <w:szCs w:val="24"/>
+        </w:rPr>
+        <w:t xml:space="preserve"> lab. What is the ideal length of the </w:t>
+      </w:r>
+      <w:r>
+        <w:rPr>
+          <w:b/>
+          <w:bCs/>
+          <w:sz w:val="24"/>
+          <w:szCs w:val="24"/>
+        </w:rPr>
+        <w:t>Monthname</w:t>
+      </w:r>
+      <w:r>
+        <w:rPr>
+          <w:sz w:val="24"/>
+          <w:szCs w:val="24"/>
+        </w:rPr>
+        <w:t xml:space="preserve"> field, based on the contents of the </w:t>
+      </w:r>
+      <w:r>
+        <w:rPr>
+          <w:b/>
+          <w:bCs/>
+          <w:sz w:val="24"/>
+          <w:szCs w:val="24"/>
+        </w:rPr>
+        <w:t>DimDate</w:t>
+      </w:r>
+      <w:r>
+        <w:rPr>
+          <w:sz w:val="24"/>
+          <w:szCs w:val="24"/>
+        </w:rPr>
+        <w:t xml:space="preserve"> table?</w:t>
+      </w:r>
+    </w:p>
+    <w:p>
+      <w:pPr>
+        <w:rPr>
+          <w:sz w:val="24"/>
+          <w:szCs w:val="24"/>
+        </w:rPr>
+      </w:pPr>
+      <w:r>
+        <w:rPr>
+          <w:sz w:val="24"/>
+          <w:szCs w:val="24"/>
+        </w:rPr>
+        <w:t>9</w:t>
+      </w:r>
+    </w:p>
+    <w:p>
+      <w:pPr>
+        <w:rPr>
+          <w:b/>
+          <w:bCs/>
+          <w:sz w:val="24"/>
+          <w:szCs w:val="24"/>
+        </w:rPr>
+      </w:pPr>
+      <w:r>
+        <w:rPr>
+          <w:b/>
+          <w:bCs/>
+          <w:sz w:val="24"/>
+          <w:szCs w:val="24"/>
+        </w:rPr>
+        <w:t>Question 23</w:t>
       </w:r>
     </w:p>
     <w:p>
@@ -4837,39 +5064,7 @@
           <w:sz w:val="24"/>
           <w:szCs w:val="24"/>
         </w:rPr>
-        <w:t xml:space="preserve">Enter the MySQL CLI command used to create the index </w:t>
-      </w:r>
-      <w:r>
-        <w:rPr>
-          <w:b/>
-          <w:bCs/>
-          <w:sz w:val="24"/>
-          <w:szCs w:val="24"/>
-        </w:rPr>
-        <w:t>country_id</w:t>
-      </w:r>
-      <w:r>
-        <w:rPr>
-          <w:sz w:val="24"/>
-          <w:szCs w:val="24"/>
-        </w:rPr>
-        <w:t xml:space="preserve"> on the </w:t>
-      </w:r>
-      <w:r>
-        <w:rPr>
-          <w:b/>
-          <w:bCs/>
-          <w:sz w:val="24"/>
-          <w:szCs w:val="24"/>
-        </w:rPr>
-        <w:t>countryid</w:t>
-      </w:r>
-      <w:r>
-        <w:rPr>
-          <w:sz w:val="24"/>
-          <w:szCs w:val="24"/>
-        </w:rPr>
-        <w:t xml:space="preserve"> field in the </w:t>
+        <w:t xml:space="preserve">Enter the command used to modify the data type of the amount field in the </w:t>
       </w:r>
       <w:r>
         <w:rPr>
@@ -4885,16 +5080,16 @@
           <w:sz w:val="24"/>
           <w:szCs w:val="24"/>
         </w:rPr>
-        <w:t xml:space="preserve"> table, as part of Task 1 in the </w:t>
-      </w:r>
-      <w:r>
-        <w:rPr>
-          <w:b/>
-          <w:bCs/>
-          <w:sz w:val="24"/>
-          <w:szCs w:val="24"/>
-        </w:rPr>
-        <w:t>Database and Query Optimization</w:t>
+        <w:t xml:space="preserve"> table to a variable length binary with a maximum size of 255 bits, as used in Task 2 of the </w:t>
+      </w:r>
+      <w:r>
+        <w:rPr>
+          <w:b/>
+          <w:bCs/>
+          <w:sz w:val="24"/>
+          <w:szCs w:val="24"/>
+        </w:rPr>
+        <w:t>Access Management and Database Security</w:t>
       </w:r>
       <w:r>
         <w:rPr>
@@ -4920,7 +5115,88 @@
           <w:sz w:val="24"/>
           <w:szCs w:val="24"/>
         </w:rPr>
-        <w:t>Question 22</w:t>
+        <w:t>Question 24</w:t>
+      </w:r>
+    </w:p>
+    <w:p>
+      <w:pPr>
+        <w:rPr>
+          <w:sz w:val="24"/>
+          <w:szCs w:val="24"/>
+        </w:rPr>
+      </w:pPr>
+      <w:r>
+        <w:rPr>
+          <w:sz w:val="24"/>
+          <w:szCs w:val="24"/>
+        </w:rPr>
+        <w:t>Score: 0/3</w:t>
+      </w:r>
+    </w:p>
+    <w:p>
+      <w:pPr>
+        <w:rPr>
+          <w:sz w:val="24"/>
+          <w:szCs w:val="24"/>
+        </w:rPr>
+      </w:pPr>
+      <w:r>
+        <w:rPr>
+          <w:sz w:val="24"/>
+          <w:szCs w:val="24"/>
+        </w:rPr>
+        <w:t xml:space="preserve">Enter the command used to encrypt the data in the amount field of the </w:t>
+      </w:r>
+      <w:r>
+        <w:rPr>
+          <w:b/>
+          <w:bCs/>
+          <w:sz w:val="24"/>
+          <w:szCs w:val="24"/>
+        </w:rPr>
+        <w:t xml:space="preserve">FactSales </w:t>
+      </w:r>
+      <w:r>
+        <w:rPr>
+          <w:sz w:val="24"/>
+          <w:szCs w:val="24"/>
+        </w:rPr>
+        <w:t xml:space="preserve">table using the hashed passphrase, as used in Task 2 of the </w:t>
+      </w:r>
+      <w:r>
+        <w:rPr>
+          <w:b/>
+          <w:bCs/>
+          <w:sz w:val="24"/>
+          <w:szCs w:val="24"/>
+        </w:rPr>
+        <w:t>Access Management and Database Security</w:t>
+      </w:r>
+      <w:r>
+        <w:rPr>
+          <w:sz w:val="24"/>
+          <w:szCs w:val="24"/>
+        </w:rPr>
+        <w:t xml:space="preserve"> lab.</w:t>
+      </w:r>
+    </w:p>
+    <w:p>
+      <w:pPr>
+        <w:rPr>
+          <w:b/>
+          <w:bCs/>
+          <w:sz w:val="24"/>
+          <w:szCs w:val="24"/>
+        </w:rPr>
+      </w:pPr>
+      <w:r>
+        <w:rPr>
+          <w:b/>
+          <w:bCs/>
+          <w:sz w:val="24"/>
+          <w:szCs w:val="24"/>
+        </w:rPr>
+        <w:t>Question 25</w:t>
       </w:r>
     </w:p>
     <w:p>
@@ -4950,151 +5226,8 @@
           <w:sz w:val="24"/>
           <w:szCs w:val="24"/>
         </w:rPr>
-        <w:t xml:space="preserve">Refer to the screenshot </w:t>
-      </w:r>
-      <w:r>
-        <w:rPr>
-          <w:b/>
-          <w:bCs/>
-          <w:sz w:val="24"/>
-          <w:szCs w:val="24"/>
-        </w:rPr>
-        <w:t>final_data_types.jpg</w:t>
-      </w:r>
-      <w:r>
-        <w:rPr>
-          <w:sz w:val="24"/>
-          <w:szCs w:val="24"/>
-        </w:rPr>
-        <w:t xml:space="preserve"> created as a part of Task 2 in the </w:t>
-      </w:r>
-      <w:r>
-        <w:rPr>
-          <w:b/>
-          <w:bCs/>
-          <w:sz w:val="24"/>
-          <w:szCs w:val="24"/>
-        </w:rPr>
-        <w:t>Database and Query Optimization</w:t>
-      </w:r>
-      <w:r>
-        <w:rPr>
-          <w:sz w:val="24"/>
-          <w:szCs w:val="24"/>
-        </w:rPr>
-        <w:t xml:space="preserve"> lab. What is the ideal length of the </w:t>
-      </w:r>
-      <w:r>
-        <w:rPr>
-          <w:b/>
-          <w:bCs/>
-          <w:sz w:val="24"/>
-          <w:szCs w:val="24"/>
-        </w:rPr>
-        <w:t>Monthname</w:t>
-      </w:r>
-      <w:r>
-        <w:rPr>
-          <w:sz w:val="24"/>
-          <w:szCs w:val="24"/>
-        </w:rPr>
-        <w:t xml:space="preserve"> field, based on the contents of the </w:t>
-      </w:r>
-      <w:r>
-        <w:rPr>
-          <w:b/>
-          <w:bCs/>
-          <w:sz w:val="24"/>
-          <w:szCs w:val="24"/>
-        </w:rPr>
-        <w:t>DimDate</w:t>
-      </w:r>
-      <w:r>
-        <w:rPr>
-          <w:sz w:val="24"/>
-          <w:szCs w:val="24"/>
-        </w:rPr>
-        <w:t xml:space="preserve"> table?</w:t>
-      </w:r>
-    </w:p>
-    <w:p>
-      <w:pPr>
-        <w:rPr>
-          <w:sz w:val="24"/>
-          <w:szCs w:val="24"/>
-        </w:rPr>
-      </w:pPr>
-      <w:r>
-        <w:rPr>
-          <w:sz w:val="24"/>
-          <w:szCs w:val="24"/>
-        </w:rPr>
-        <w:t>9</w:t>
-      </w:r>
-    </w:p>
-    <w:p>
-      <w:pPr>
-        <w:rPr>
-          <w:b/>
-          <w:bCs/>
-          <w:sz w:val="24"/>
-          <w:szCs w:val="24"/>
-        </w:rPr>
-      </w:pPr>
-      <w:r>
-        <w:rPr>
-          <w:b/>
-          <w:bCs/>
-          <w:sz w:val="24"/>
-          <w:szCs w:val="24"/>
-        </w:rPr>
-        <w:t>Question 23</w:t>
-      </w:r>
-    </w:p>
-    <w:p>
-      <w:pPr>
-        <w:rPr>
-          <w:sz w:val="24"/>
-          <w:szCs w:val="24"/>
-        </w:rPr>
-      </w:pPr>
-      <w:r>
-        <w:rPr>
-          <w:sz w:val="24"/>
-          <w:szCs w:val="24"/>
-        </w:rPr>
-        <w:t>Score: 0/3</w:t>
-      </w:r>
-    </w:p>
-    <w:p>
-      <w:pPr>
-        <w:rPr>
-          <w:sz w:val="24"/>
-          <w:szCs w:val="24"/>
-        </w:rPr>
-      </w:pPr>
-      <w:r>
-        <w:rPr>
-          <w:sz w:val="24"/>
-          <w:szCs w:val="24"/>
-        </w:rPr>
-        <w:t xml:space="preserve">Enter the command used to modify the data type of the amount field in the </w:t>
-      </w:r>
-      <w:r>
-        <w:rPr>
-          <w:b/>
-          <w:bCs/>
-          <w:sz w:val="24"/>
-          <w:szCs w:val="24"/>
-        </w:rPr>
-        <w:t>FactSales</w:t>
-      </w:r>
-      <w:r>
-        <w:rPr>
-          <w:sz w:val="24"/>
-          <w:szCs w:val="24"/>
-        </w:rPr>
-        <w:t xml:space="preserve"> table to a variable length binary with a maximum size of 255 bits, as used in Task 2 of the </w:t>
+        <w:lastRenderedPageBreak/>
+        <w:t xml:space="preserve">What is the difference between the output of the data query executed with and without decryption, as used in the last two steps of Task 2 of the </w:t>
       </w:r>
       <w:r>
         <w:rPr>
@@ -5110,152 +5243,6 @@
           <w:sz w:val="24"/>
           <w:szCs w:val="24"/>
         </w:rPr>
-        <w:t xml:space="preserve"> lab.</w:t>
-      </w:r>
-    </w:p>
-    <w:p>
-      <w:pPr>
-        <w:rPr>
-          <w:b/>
-          <w:bCs/>
-          <w:sz w:val="24"/>
-          <w:szCs w:val="24"/>
-        </w:rPr>
-      </w:pPr>
-      <w:r>
-        <w:rPr>
-          <w:b/>
-          <w:bCs/>
-          <w:sz w:val="24"/>
-          <w:szCs w:val="24"/>
-        </w:rPr>
-        <w:t>Question 24</w:t>
-      </w:r>
-    </w:p>
-    <w:p>
-      <w:pPr>
-        <w:rPr>
-          <w:sz w:val="24"/>
-          <w:szCs w:val="24"/>
-        </w:rPr>
-      </w:pPr>
-      <w:r>
-        <w:rPr>
-          <w:sz w:val="24"/>
-          <w:szCs w:val="24"/>
-        </w:rPr>
-        <w:t>Score: 0/3</w:t>
-      </w:r>
-    </w:p>
-    <w:p>
-      <w:pPr>
-        <w:rPr>
-          <w:sz w:val="24"/>
-          <w:szCs w:val="24"/>
-        </w:rPr>
-      </w:pPr>
-      <w:r>
-        <w:rPr>
-          <w:sz w:val="24"/>
-          <w:szCs w:val="24"/>
-        </w:rPr>
-        <w:t xml:space="preserve">Enter the command used to encrypt the data in the amount field of the </w:t>
-      </w:r>
-      <w:r>
-        <w:rPr>
-          <w:b/>
-          <w:bCs/>
-          <w:sz w:val="24"/>
-          <w:szCs w:val="24"/>
-        </w:rPr>
-        <w:t xml:space="preserve">FactSales </w:t>
-      </w:r>
-      <w:r>
-        <w:rPr>
-          <w:sz w:val="24"/>
-          <w:szCs w:val="24"/>
-        </w:rPr>
-        <w:t xml:space="preserve">table using the hashed passphrase, as used in Task 2 of the </w:t>
-      </w:r>
-      <w:r>
-        <w:rPr>
-          <w:b/>
-          <w:bCs/>
-          <w:sz w:val="24"/>
-          <w:szCs w:val="24"/>
-        </w:rPr>
-        <w:t>Access Management and Database Security</w:t>
-      </w:r>
-      <w:r>
-        <w:rPr>
-          <w:sz w:val="24"/>
-          <w:szCs w:val="24"/>
-        </w:rPr>
-        <w:t xml:space="preserve"> lab.</w:t>
-      </w:r>
-    </w:p>
-    <w:p>
-      <w:pPr>
-        <w:rPr>
-          <w:b/>
-          <w:bCs/>
-          <w:sz w:val="24"/>
-          <w:szCs w:val="24"/>
-        </w:rPr>
-      </w:pPr>
-      <w:r>
-        <w:rPr>
-          <w:b/>
-          <w:bCs/>
-          <w:sz w:val="24"/>
-          <w:szCs w:val="24"/>
-        </w:rPr>
-        <w:t>Question 25</w:t>
-      </w:r>
-    </w:p>
-    <w:p>
-      <w:pPr>
-        <w:rPr>
-          <w:sz w:val="24"/>
-          <w:szCs w:val="24"/>
-        </w:rPr>
-      </w:pPr>
-      <w:r>
-        <w:rPr>
-          <w:sz w:val="24"/>
-          <w:szCs w:val="24"/>
-        </w:rPr>
-        <w:t>Score: 1/1</w:t>
-      </w:r>
-    </w:p>
-    <w:p>
-      <w:pPr>
-        <w:rPr>
-          <w:sz w:val="24"/>
-          <w:szCs w:val="24"/>
-        </w:rPr>
-      </w:pPr>
-      <w:r>
-        <w:rPr>
-          <w:sz w:val="24"/>
-          <w:szCs w:val="24"/>
-        </w:rPr>
-        <w:t xml:space="preserve">What is the difference between the output of the data query executed with and without decryption, as used in the last two steps of Task 2 of the </w:t>
-      </w:r>
-      <w:r>
-        <w:rPr>
-          <w:b/>
-          <w:bCs/>
-          <w:sz w:val="24"/>
-          <w:szCs w:val="24"/>
-        </w:rPr>
-        <w:t>Access Management and Database Security</w:t>
-      </w:r>
-      <w:r>
-        <w:rPr>
-          <w:sz w:val="24"/>
-          <w:szCs w:val="24"/>
-        </w:rPr>
         <w:t xml:space="preserve"> lab?</w:t>
       </w:r>
     </w:p>
@@ -5270,7 +5257,6 @@
         <w:rPr>
           <w:rStyle w:val="font-medium"/>
         </w:rPr>
-        <w:lastRenderedPageBreak/>
         <w:t>With decryption, the amount column will have the actual data displayed; without decryption, the column is displayed having encoded and unintelligible values.</w:t>
       </w:r>
     </w:p>
@@ -5825,6 +5811,7 @@
   <w:style w:type="character" w:default="1" w:styleId="DefaultParagraphFont">
     <w:name w:val="Default Paragraph Font"/>
     <w:uiPriority w:val="1"/>
+    <w:semiHidden/>
     <w:unhideWhenUsed/>
   </w:style>
   <w:style w:type="table" w:default="1" w:styleId="TableNormal">

--- a/Relational Database Administration Capstone Project/Final Project Submission and Evaluation.docx
+++ b/Relational Database Administration Capstone Project/Final Project Submission and Evaluation.docx
@@ -4870,35 +4870,20 @@
           <w:sz w:val="24"/>
           <w:szCs w:val="24"/>
         </w:rPr>
-        <w:t>SELECT * FROM FactSales WHERE countryid = 50;</w:t>
-      </w:r>
-    </w:p>
-    <w:p>
-      <w:pPr>
-        <w:rPr>
-          <w:sz w:val="24"/>
-          <w:szCs w:val="24"/>
-        </w:rPr>
-      </w:pPr>
-      <w:r>
-        <w:rPr>
-          <w:sz w:val="24"/>
-          <w:szCs w:val="24"/>
-        </w:rPr>
-        <w:t>EXPLAIN SELECT * FROM FactSales WHERE countryid = 50;</w:t>
-      </w:r>
+        <w:t>CREATE INDEX country_id ON FactSales (countryid);</w:t>
+      </w:r>
+    </w:p>
+    <w:p>
+      <w:pPr>
+        <w:rPr>
+          <w:b/>
+          <w:bCs/>
+          <w:sz w:val="24"/>
+          <w:szCs w:val="24"/>
+        </w:rPr>
+      </w:pPr>
       <w:bookmarkStart w:id="0" w:name="_GoBack"/>
       <w:bookmarkEnd w:id="0"/>
-    </w:p>
-    <w:p>
-      <w:pPr>
-        <w:rPr>
-          <w:b/>
-          <w:bCs/>
-          <w:sz w:val="24"/>
-          <w:szCs w:val="24"/>
-        </w:rPr>
-      </w:pPr>
       <w:r>
         <w:rPr>
           <w:b/>
@@ -5102,6 +5087,42 @@
     <w:p>
       <w:pPr>
         <w:rPr>
+          <w:sz w:val="24"/>
+          <w:szCs w:val="24"/>
+        </w:rPr>
+      </w:pPr>
+      <w:r>
+        <w:rPr>
+          <w:sz w:val="24"/>
+          <w:szCs w:val="24"/>
+        </w:rPr>
+        <w:t>ALTER</w:t>
+      </w:r>
+      <w:r>
+        <w:rPr>
+          <w:sz w:val="24"/>
+          <w:szCs w:val="24"/>
+        </w:rPr>
+        <w:t xml:space="preserve"> </w:t>
+      </w:r>
+      <w:r>
+        <w:rPr>
+          <w:sz w:val="24"/>
+          <w:szCs w:val="24"/>
+        </w:rPr>
+        <w:t>TABLE</w:t>
+      </w:r>
+      <w:r>
+        <w:rPr>
+          <w:sz w:val="24"/>
+          <w:szCs w:val="24"/>
+        </w:rPr>
+        <w:t xml:space="preserve"> FactSales MODIFY amount VARBINARY(255); </w:t>
+      </w:r>
+    </w:p>
+    <w:p>
+      <w:pPr>
+        <w:rPr>
           <w:b/>
           <w:bCs/>
           <w:sz w:val="24"/>
@@ -5183,6 +5204,68 @@
     <w:p>
       <w:pPr>
         <w:rPr>
+          <w:sz w:val="24"/>
+          <w:szCs w:val="24"/>
+        </w:rPr>
+      </w:pPr>
+      <w:r>
+        <w:rPr>
+          <w:sz w:val="24"/>
+          <w:szCs w:val="24"/>
+        </w:rPr>
+        <w:t>SET @key = SHA2('sales info encryption', 512);</w:t>
+      </w:r>
+    </w:p>
+    <w:p>
+      <w:pPr>
+        <w:rPr>
+          <w:sz w:val="24"/>
+          <w:szCs w:val="24"/>
+        </w:rPr>
+      </w:pPr>
+    </w:p>
+    <w:p>
+      <w:pPr>
+        <w:rPr>
+          <w:sz w:val="24"/>
+          <w:szCs w:val="24"/>
+        </w:rPr>
+      </w:pPr>
+      <w:r>
+        <w:rPr>
+          <w:sz w:val="24"/>
+          <w:szCs w:val="24"/>
+        </w:rPr>
+        <w:t>UPDATE FactSales</w:t>
+      </w:r>
+    </w:p>
+    <w:p>
+      <w:pPr>
+        <w:rPr>
+          <w:sz w:val="24"/>
+          <w:szCs w:val="24"/>
+        </w:rPr>
+      </w:pPr>
+      <w:r>
+        <w:rPr>
+          <w:sz w:val="24"/>
+          <w:szCs w:val="24"/>
+        </w:rPr>
+        <w:lastRenderedPageBreak/>
+        <w:t>SET amount = AES_ENCRYPT(CAST(amount AS CHAR), @key);</w:t>
+      </w:r>
+    </w:p>
+    <w:p>
+      <w:pPr>
+        <w:rPr>
+          <w:sz w:val="24"/>
+          <w:szCs w:val="24"/>
+        </w:rPr>
+      </w:pPr>
+    </w:p>
+    <w:p>
+      <w:pPr>
+        <w:rPr>
           <w:b/>
           <w:bCs/>
           <w:sz w:val="24"/>
@@ -5226,7 +5309,6 @@
           <w:sz w:val="24"/>
           <w:szCs w:val="24"/>
         </w:rPr>
-        <w:lastRenderedPageBreak/>
         <w:t xml:space="preserve">What is the difference between the output of the data query executed with and without decryption, as used in the last two steps of Task 2 of the </w:t>
       </w:r>
       <w:r>
@@ -5811,7 +5893,6 @@
   <w:style w:type="character" w:default="1" w:styleId="DefaultParagraphFont">
     <w:name w:val="Default Paragraph Font"/>
     <w:uiPriority w:val="1"/>
-    <w:semiHidden/>
     <w:unhideWhenUsed/>
   </w:style>
   <w:style w:type="table" w:default="1" w:styleId="TableNormal">
@@ -5878,6 +5959,17 @@
     <w:name w:val="font-medium"/>
     <w:basedOn w:val="DefaultParagraphFont"/>
     <w:rsid w:val="005377F4"/>
+  </w:style>
+  <w:style w:type="character" w:styleId="Hyperlink">
+    <w:name w:val="Hyperlink"/>
+    <w:basedOn w:val="DefaultParagraphFont"/>
+    <w:uiPriority w:val="99"/>
+    <w:unhideWhenUsed/>
+    <w:rsid w:val="00080234"/>
+    <w:rPr>
+      <w:color w:val="0563C1" w:themeColor="hyperlink"/>
+      <w:u w:val="single"/>
+    </w:rPr>
   </w:style>
 </w:styles>
 </file>
